--- a/Docs/Gestão Piscinas - Especificação de Requisitos_v2.docx
+++ b/Docs/Gestão Piscinas - Especificação de Requisitos_v2.docx
@@ -297,7 +297,7 @@
             </w:rPr>
             <w:fldChar w:fldCharType="separate"/>
           </w:r>
-          <w:hyperlink w:anchor="_Toc204612991" w:history="1">
+          <w:hyperlink w:anchor="_Toc204948048" w:history="1">
             <w:r>
               <w:rPr>
                 <w:rStyle w:val="Hyperlink"/>
@@ -325,7 +325,7 @@
                 <w:noProof/>
                 <w:webHidden/>
               </w:rPr>
-              <w:instrText xml:space="preserve"> PAGEREF _Toc204612991 \h </w:instrText>
+              <w:instrText xml:space="preserve"> PAGEREF _Toc204948048 \h </w:instrText>
             </w:r>
             <w:r>
               <w:rPr>
@@ -371,7 +371,7 @@
               <w14:ligatures w14:val="standardContextual"/>
             </w:rPr>
           </w:pPr>
-          <w:hyperlink w:anchor="_Toc204612992" w:history="1">
+          <w:hyperlink w:anchor="_Toc204948049" w:history="1">
             <w:r>
               <w:rPr>
                 <w:rStyle w:val="Hyperlink"/>
@@ -399,7 +399,7 @@
                 <w:noProof/>
                 <w:webHidden/>
               </w:rPr>
-              <w:instrText xml:space="preserve"> PAGEREF _Toc204612992 \h </w:instrText>
+              <w:instrText xml:space="preserve"> PAGEREF _Toc204948049 \h </w:instrText>
             </w:r>
             <w:r>
               <w:rPr>
@@ -445,7 +445,7 @@
               <w14:ligatures w14:val="standardContextual"/>
             </w:rPr>
           </w:pPr>
-          <w:hyperlink w:anchor="_Toc204612993" w:history="1">
+          <w:hyperlink w:anchor="_Toc204948050" w:history="1">
             <w:r>
               <w:rPr>
                 <w:rStyle w:val="Hyperlink"/>
@@ -473,7 +473,7 @@
                 <w:noProof/>
                 <w:webHidden/>
               </w:rPr>
-              <w:instrText xml:space="preserve"> PAGEREF _Toc204612993 \h </w:instrText>
+              <w:instrText xml:space="preserve"> PAGEREF _Toc204948050 \h </w:instrText>
             </w:r>
             <w:r>
               <w:rPr>
@@ -519,7 +519,7 @@
               <w14:ligatures w14:val="standardContextual"/>
             </w:rPr>
           </w:pPr>
-          <w:hyperlink w:anchor="_Toc204612994" w:history="1">
+          <w:hyperlink w:anchor="_Toc204948051" w:history="1">
             <w:r>
               <w:rPr>
                 <w:rStyle w:val="Hyperlink"/>
@@ -547,7 +547,7 @@
                 <w:noProof/>
                 <w:webHidden/>
               </w:rPr>
-              <w:instrText xml:space="preserve"> PAGEREF _Toc204612994 \h </w:instrText>
+              <w:instrText xml:space="preserve"> PAGEREF _Toc204948051 \h </w:instrText>
             </w:r>
             <w:r>
               <w:rPr>
@@ -593,7 +593,7 @@
               <w14:ligatures w14:val="standardContextual"/>
             </w:rPr>
           </w:pPr>
-          <w:hyperlink w:anchor="_Toc204612995" w:history="1">
+          <w:hyperlink w:anchor="_Toc204948052" w:history="1">
             <w:r>
               <w:rPr>
                 <w:rStyle w:val="Hyperlink"/>
@@ -621,7 +621,7 @@
                 <w:noProof/>
                 <w:webHidden/>
               </w:rPr>
-              <w:instrText xml:space="preserve"> PAGEREF _Toc204612995 \h </w:instrText>
+              <w:instrText xml:space="preserve"> PAGEREF _Toc204948052 \h </w:instrText>
             </w:r>
             <w:r>
               <w:rPr>
@@ -667,7 +667,7 @@
               <w14:ligatures w14:val="standardContextual"/>
             </w:rPr>
           </w:pPr>
-          <w:hyperlink w:anchor="_Toc204612996" w:history="1">
+          <w:hyperlink w:anchor="_Toc204948053" w:history="1">
             <w:r>
               <w:rPr>
                 <w:rStyle w:val="Hyperlink"/>
@@ -695,7 +695,7 @@
                 <w:noProof/>
                 <w:webHidden/>
               </w:rPr>
-              <w:instrText xml:space="preserve"> PAGEREF _Toc204612996 \h </w:instrText>
+              <w:instrText xml:space="preserve"> PAGEREF _Toc204948053 \h </w:instrText>
             </w:r>
             <w:r>
               <w:rPr>
@@ -741,7 +741,7 @@
               <w14:ligatures w14:val="standardContextual"/>
             </w:rPr>
           </w:pPr>
-          <w:hyperlink w:anchor="_Toc204612997" w:history="1">
+          <w:hyperlink w:anchor="_Toc204948054" w:history="1">
             <w:r>
               <w:rPr>
                 <w:rStyle w:val="Hyperlink"/>
@@ -769,7 +769,7 @@
                 <w:noProof/>
                 <w:webHidden/>
               </w:rPr>
-              <w:instrText xml:space="preserve"> PAGEREF _Toc204612997 \h </w:instrText>
+              <w:instrText xml:space="preserve"> PAGEREF _Toc204948054 \h </w:instrText>
             </w:r>
             <w:r>
               <w:rPr>
@@ -815,7 +815,7 @@
               <w14:ligatures w14:val="standardContextual"/>
             </w:rPr>
           </w:pPr>
-          <w:hyperlink w:anchor="_Toc204612998" w:history="1">
+          <w:hyperlink w:anchor="_Toc204948055" w:history="1">
             <w:r>
               <w:rPr>
                 <w:rStyle w:val="Hyperlink"/>
@@ -843,7 +843,7 @@
                 <w:noProof/>
                 <w:webHidden/>
               </w:rPr>
-              <w:instrText xml:space="preserve"> PAGEREF _Toc204612998 \h </w:instrText>
+              <w:instrText xml:space="preserve"> PAGEREF _Toc204948055 \h </w:instrText>
             </w:r>
             <w:r>
               <w:rPr>
@@ -889,7 +889,7 @@
               <w14:ligatures w14:val="standardContextual"/>
             </w:rPr>
           </w:pPr>
-          <w:hyperlink w:anchor="_Toc204612999" w:history="1">
+          <w:hyperlink w:anchor="_Toc204948056" w:history="1">
             <w:r>
               <w:rPr>
                 <w:rStyle w:val="Hyperlink"/>
@@ -917,7 +917,7 @@
                 <w:noProof/>
                 <w:webHidden/>
               </w:rPr>
-              <w:instrText xml:space="preserve"> PAGEREF _Toc204612999 \h </w:instrText>
+              <w:instrText xml:space="preserve"> PAGEREF _Toc204948056 \h </w:instrText>
             </w:r>
             <w:r>
               <w:rPr>
@@ -963,7 +963,7 @@
               <w14:ligatures w14:val="standardContextual"/>
             </w:rPr>
           </w:pPr>
-          <w:hyperlink w:anchor="_Toc204613000" w:history="1">
+          <w:hyperlink w:anchor="_Toc204948057" w:history="1">
             <w:r>
               <w:rPr>
                 <w:rStyle w:val="Hyperlink"/>
@@ -991,7 +991,7 @@
                 <w:noProof/>
                 <w:webHidden/>
               </w:rPr>
-              <w:instrText xml:space="preserve"> PAGEREF _Toc204613000 \h </w:instrText>
+              <w:instrText xml:space="preserve"> PAGEREF _Toc204948057 \h </w:instrText>
             </w:r>
             <w:r>
               <w:rPr>
@@ -1037,7 +1037,7 @@
               <w14:ligatures w14:val="standardContextual"/>
             </w:rPr>
           </w:pPr>
-          <w:hyperlink w:anchor="_Toc204613001" w:history="1">
+          <w:hyperlink w:anchor="_Toc204948058" w:history="1">
             <w:r>
               <w:rPr>
                 <w:rStyle w:val="Hyperlink"/>
@@ -1065,7 +1065,7 @@
                 <w:noProof/>
                 <w:webHidden/>
               </w:rPr>
-              <w:instrText xml:space="preserve"> PAGEREF _Toc204613001 \h </w:instrText>
+              <w:instrText xml:space="preserve"> PAGEREF _Toc204948058 \h </w:instrText>
             </w:r>
             <w:r>
               <w:rPr>
@@ -1111,7 +1111,7 @@
               <w14:ligatures w14:val="standardContextual"/>
             </w:rPr>
           </w:pPr>
-          <w:hyperlink w:anchor="_Toc204613002" w:history="1">
+          <w:hyperlink w:anchor="_Toc204948059" w:history="1">
             <w:r>
               <w:rPr>
                 <w:rStyle w:val="Hyperlink"/>
@@ -1139,7 +1139,7 @@
                 <w:noProof/>
                 <w:webHidden/>
               </w:rPr>
-              <w:instrText xml:space="preserve"> PAGEREF _Toc204613002 \h </w:instrText>
+              <w:instrText xml:space="preserve"> PAGEREF _Toc204948059 \h </w:instrText>
             </w:r>
             <w:r>
               <w:rPr>
@@ -1185,7 +1185,7 @@
               <w14:ligatures w14:val="standardContextual"/>
             </w:rPr>
           </w:pPr>
-          <w:hyperlink w:anchor="_Toc204613003" w:history="1">
+          <w:hyperlink w:anchor="_Toc204948060" w:history="1">
             <w:r>
               <w:rPr>
                 <w:rStyle w:val="Hyperlink"/>
@@ -1213,7 +1213,7 @@
                 <w:noProof/>
                 <w:webHidden/>
               </w:rPr>
-              <w:instrText xml:space="preserve"> PAGEREF _Toc204613003 \h </w:instrText>
+              <w:instrText xml:space="preserve"> PAGEREF _Toc204948060 \h </w:instrText>
             </w:r>
             <w:r>
               <w:rPr>
@@ -1259,7 +1259,7 @@
               <w14:ligatures w14:val="standardContextual"/>
             </w:rPr>
           </w:pPr>
-          <w:hyperlink w:anchor="_Toc204613004" w:history="1">
+          <w:hyperlink w:anchor="_Toc204948061" w:history="1">
             <w:r>
               <w:rPr>
                 <w:rStyle w:val="Hyperlink"/>
@@ -1287,7 +1287,7 @@
                 <w:noProof/>
                 <w:webHidden/>
               </w:rPr>
-              <w:instrText xml:space="preserve"> PAGEREF _Toc204613004 \h </w:instrText>
+              <w:instrText xml:space="preserve"> PAGEREF _Toc204948061 \h </w:instrText>
             </w:r>
             <w:r>
               <w:rPr>
@@ -1333,7 +1333,7 @@
               <w14:ligatures w14:val="standardContextual"/>
             </w:rPr>
           </w:pPr>
-          <w:hyperlink w:anchor="_Toc204613005" w:history="1">
+          <w:hyperlink w:anchor="_Toc204948062" w:history="1">
             <w:r>
               <w:rPr>
                 <w:rStyle w:val="Hyperlink"/>
@@ -1361,7 +1361,7 @@
                 <w:noProof/>
                 <w:webHidden/>
               </w:rPr>
-              <w:instrText xml:space="preserve"> PAGEREF _Toc204613005 \h </w:instrText>
+              <w:instrText xml:space="preserve"> PAGEREF _Toc204948062 \h </w:instrText>
             </w:r>
             <w:r>
               <w:rPr>
@@ -1407,7 +1407,7 @@
               <w14:ligatures w14:val="standardContextual"/>
             </w:rPr>
           </w:pPr>
-          <w:hyperlink w:anchor="_Toc204613006" w:history="1">
+          <w:hyperlink w:anchor="_Toc204948063" w:history="1">
             <w:r>
               <w:rPr>
                 <w:rStyle w:val="Hyperlink"/>
@@ -1435,7 +1435,7 @@
                 <w:noProof/>
                 <w:webHidden/>
               </w:rPr>
-              <w:instrText xml:space="preserve"> PAGEREF _Toc204613006 \h </w:instrText>
+              <w:instrText xml:space="preserve"> PAGEREF _Toc204948063 \h </w:instrText>
             </w:r>
             <w:r>
               <w:rPr>
@@ -1481,7 +1481,7 @@
               <w14:ligatures w14:val="standardContextual"/>
             </w:rPr>
           </w:pPr>
-          <w:hyperlink w:anchor="_Toc204613007" w:history="1">
+          <w:hyperlink w:anchor="_Toc204948064" w:history="1">
             <w:r>
               <w:rPr>
                 <w:rStyle w:val="Hyperlink"/>
@@ -1509,7 +1509,7 @@
                 <w:noProof/>
                 <w:webHidden/>
               </w:rPr>
-              <w:instrText xml:space="preserve"> PAGEREF _Toc204613007 \h </w:instrText>
+              <w:instrText xml:space="preserve"> PAGEREF _Toc204948064 \h </w:instrText>
             </w:r>
             <w:r>
               <w:rPr>
@@ -1555,7 +1555,7 @@
               <w14:ligatures w14:val="standardContextual"/>
             </w:rPr>
           </w:pPr>
-          <w:hyperlink w:anchor="_Toc204613008" w:history="1">
+          <w:hyperlink w:anchor="_Toc204948065" w:history="1">
             <w:r>
               <w:rPr>
                 <w:rStyle w:val="Hyperlink"/>
@@ -1583,7 +1583,7 @@
                 <w:noProof/>
                 <w:webHidden/>
               </w:rPr>
-              <w:instrText xml:space="preserve"> PAGEREF _Toc204613008 \h </w:instrText>
+              <w:instrText xml:space="preserve"> PAGEREF _Toc204948065 \h </w:instrText>
             </w:r>
             <w:r>
               <w:rPr>
@@ -1629,7 +1629,7 @@
               <w14:ligatures w14:val="standardContextual"/>
             </w:rPr>
           </w:pPr>
-          <w:hyperlink w:anchor="_Toc204613009" w:history="1">
+          <w:hyperlink w:anchor="_Toc204948066" w:history="1">
             <w:r>
               <w:rPr>
                 <w:rStyle w:val="Hyperlink"/>
@@ -1657,7 +1657,7 @@
                 <w:noProof/>
                 <w:webHidden/>
               </w:rPr>
-              <w:instrText xml:space="preserve"> PAGEREF _Toc204613009 \h </w:instrText>
+              <w:instrText xml:space="preserve"> PAGEREF _Toc204948066 \h </w:instrText>
             </w:r>
             <w:r>
               <w:rPr>
@@ -1703,7 +1703,7 @@
               <w14:ligatures w14:val="standardContextual"/>
             </w:rPr>
           </w:pPr>
-          <w:hyperlink w:anchor="_Toc204613010" w:history="1">
+          <w:hyperlink w:anchor="_Toc204948067" w:history="1">
             <w:r>
               <w:rPr>
                 <w:rStyle w:val="Hyperlink"/>
@@ -1731,7 +1731,7 @@
                 <w:noProof/>
                 <w:webHidden/>
               </w:rPr>
-              <w:instrText xml:space="preserve"> PAGEREF _Toc204613010 \h </w:instrText>
+              <w:instrText xml:space="preserve"> PAGEREF _Toc204948067 \h </w:instrText>
             </w:r>
             <w:r>
               <w:rPr>
@@ -1777,7 +1777,7 @@
               <w14:ligatures w14:val="standardContextual"/>
             </w:rPr>
           </w:pPr>
-          <w:hyperlink w:anchor="_Toc204613011" w:history="1">
+          <w:hyperlink w:anchor="_Toc204948068" w:history="1">
             <w:r>
               <w:rPr>
                 <w:rStyle w:val="Hyperlink"/>
@@ -1805,7 +1805,7 @@
                 <w:noProof/>
                 <w:webHidden/>
               </w:rPr>
-              <w:instrText xml:space="preserve"> PAGEREF _Toc204613011 \h </w:instrText>
+              <w:instrText xml:space="preserve"> PAGEREF _Toc204948068 \h </w:instrText>
             </w:r>
             <w:r>
               <w:rPr>
@@ -1851,7 +1851,7 @@
               <w14:ligatures w14:val="standardContextual"/>
             </w:rPr>
           </w:pPr>
-          <w:hyperlink w:anchor="_Toc204613012" w:history="1">
+          <w:hyperlink w:anchor="_Toc204948069" w:history="1">
             <w:r>
               <w:rPr>
                 <w:rStyle w:val="Hyperlink"/>
@@ -1879,7 +1879,7 @@
                 <w:noProof/>
                 <w:webHidden/>
               </w:rPr>
-              <w:instrText xml:space="preserve"> PAGEREF _Toc204613012 \h </w:instrText>
+              <w:instrText xml:space="preserve"> PAGEREF _Toc204948069 \h </w:instrText>
             </w:r>
             <w:r>
               <w:rPr>
@@ -1925,7 +1925,7 @@
               <w14:ligatures w14:val="standardContextual"/>
             </w:rPr>
           </w:pPr>
-          <w:hyperlink w:anchor="_Toc204613013" w:history="1">
+          <w:hyperlink w:anchor="_Toc204948070" w:history="1">
             <w:r>
               <w:rPr>
                 <w:rStyle w:val="Hyperlink"/>
@@ -1953,7 +1953,7 @@
                 <w:noProof/>
                 <w:webHidden/>
               </w:rPr>
-              <w:instrText xml:space="preserve"> PAGEREF _Toc204613013 \h </w:instrText>
+              <w:instrText xml:space="preserve"> PAGEREF _Toc204948070 \h </w:instrText>
             </w:r>
             <w:r>
               <w:rPr>
@@ -1999,7 +1999,7 @@
               <w14:ligatures w14:val="standardContextual"/>
             </w:rPr>
           </w:pPr>
-          <w:hyperlink w:anchor="_Toc204613014" w:history="1">
+          <w:hyperlink w:anchor="_Toc204948071" w:history="1">
             <w:r>
               <w:rPr>
                 <w:rStyle w:val="Hyperlink"/>
@@ -2027,7 +2027,7 @@
                 <w:noProof/>
                 <w:webHidden/>
               </w:rPr>
-              <w:instrText xml:space="preserve"> PAGEREF _Toc204613014 \h </w:instrText>
+              <w:instrText xml:space="preserve"> PAGEREF _Toc204948071 \h </w:instrText>
             </w:r>
             <w:r>
               <w:rPr>
@@ -2073,7 +2073,7 @@
               <w14:ligatures w14:val="standardContextual"/>
             </w:rPr>
           </w:pPr>
-          <w:hyperlink w:anchor="_Toc204613015" w:history="1">
+          <w:hyperlink w:anchor="_Toc204948072" w:history="1">
             <w:r>
               <w:rPr>
                 <w:rStyle w:val="Hyperlink"/>
@@ -2101,7 +2101,7 @@
                 <w:noProof/>
                 <w:webHidden/>
               </w:rPr>
-              <w:instrText xml:space="preserve"> PAGEREF _Toc204613015 \h </w:instrText>
+              <w:instrText xml:space="preserve"> PAGEREF _Toc204948072 \h </w:instrText>
             </w:r>
             <w:r>
               <w:rPr>
@@ -2147,7 +2147,7 @@
               <w14:ligatures w14:val="standardContextual"/>
             </w:rPr>
           </w:pPr>
-          <w:hyperlink w:anchor="_Toc204613016" w:history="1">
+          <w:hyperlink w:anchor="_Toc204948073" w:history="1">
             <w:r>
               <w:rPr>
                 <w:rStyle w:val="Hyperlink"/>
@@ -2175,7 +2175,7 @@
                 <w:noProof/>
                 <w:webHidden/>
               </w:rPr>
-              <w:instrText xml:space="preserve"> PAGEREF _Toc204613016 \h </w:instrText>
+              <w:instrText xml:space="preserve"> PAGEREF _Toc204948073 \h </w:instrText>
             </w:r>
             <w:r>
               <w:rPr>
@@ -2221,7 +2221,7 @@
               <w14:ligatures w14:val="standardContextual"/>
             </w:rPr>
           </w:pPr>
-          <w:hyperlink w:anchor="_Toc204613017" w:history="1">
+          <w:hyperlink w:anchor="_Toc204948074" w:history="1">
             <w:r>
               <w:rPr>
                 <w:rStyle w:val="Hyperlink"/>
@@ -2249,7 +2249,7 @@
                 <w:noProof/>
                 <w:webHidden/>
               </w:rPr>
-              <w:instrText xml:space="preserve"> PAGEREF _Toc204613017 \h </w:instrText>
+              <w:instrText xml:space="preserve"> PAGEREF _Toc204948074 \h </w:instrText>
             </w:r>
             <w:r>
               <w:rPr>
@@ -2295,7 +2295,7 @@
               <w14:ligatures w14:val="standardContextual"/>
             </w:rPr>
           </w:pPr>
-          <w:hyperlink w:anchor="_Toc204613018" w:history="1">
+          <w:hyperlink w:anchor="_Toc204948075" w:history="1">
             <w:r>
               <w:rPr>
                 <w:rStyle w:val="Hyperlink"/>
@@ -2323,7 +2323,7 @@
                 <w:noProof/>
                 <w:webHidden/>
               </w:rPr>
-              <w:instrText xml:space="preserve"> PAGEREF _Toc204613018 \h </w:instrText>
+              <w:instrText xml:space="preserve"> PAGEREF _Toc204948075 \h </w:instrText>
             </w:r>
             <w:r>
               <w:rPr>
@@ -2369,7 +2369,7 @@
               <w14:ligatures w14:val="standardContextual"/>
             </w:rPr>
           </w:pPr>
-          <w:hyperlink w:anchor="_Toc204613019" w:history="1">
+          <w:hyperlink w:anchor="_Toc204948076" w:history="1">
             <w:r>
               <w:rPr>
                 <w:rStyle w:val="Hyperlink"/>
@@ -2397,7 +2397,7 @@
                 <w:noProof/>
                 <w:webHidden/>
               </w:rPr>
-              <w:instrText xml:space="preserve"> PAGEREF _Toc204613019 \h </w:instrText>
+              <w:instrText xml:space="preserve"> PAGEREF _Toc204948076 \h </w:instrText>
             </w:r>
             <w:r>
               <w:rPr>
@@ -2443,7 +2443,7 @@
               <w14:ligatures w14:val="standardContextual"/>
             </w:rPr>
           </w:pPr>
-          <w:hyperlink w:anchor="_Toc204613020" w:history="1">
+          <w:hyperlink w:anchor="_Toc204948077" w:history="1">
             <w:r>
               <w:rPr>
                 <w:rStyle w:val="Hyperlink"/>
@@ -2471,7 +2471,7 @@
                 <w:noProof/>
                 <w:webHidden/>
               </w:rPr>
-              <w:instrText xml:space="preserve"> PAGEREF _Toc204613020 \h </w:instrText>
+              <w:instrText xml:space="preserve"> PAGEREF _Toc204948077 \h </w:instrText>
             </w:r>
             <w:r>
               <w:rPr>
@@ -2517,7 +2517,7 @@
               <w14:ligatures w14:val="standardContextual"/>
             </w:rPr>
           </w:pPr>
-          <w:hyperlink w:anchor="_Toc204613021" w:history="1">
+          <w:hyperlink w:anchor="_Toc204948078" w:history="1">
             <w:r>
               <w:rPr>
                 <w:rStyle w:val="Hyperlink"/>
@@ -2545,7 +2545,7 @@
                 <w:noProof/>
                 <w:webHidden/>
               </w:rPr>
-              <w:instrText xml:space="preserve"> PAGEREF _Toc204613021 \h </w:instrText>
+              <w:instrText xml:space="preserve"> PAGEREF _Toc204948078 \h </w:instrText>
             </w:r>
             <w:r>
               <w:rPr>
@@ -2591,7 +2591,7 @@
               <w14:ligatures w14:val="standardContextual"/>
             </w:rPr>
           </w:pPr>
-          <w:hyperlink w:anchor="_Toc204613022" w:history="1">
+          <w:hyperlink w:anchor="_Toc204948079" w:history="1">
             <w:r>
               <w:rPr>
                 <w:rStyle w:val="Hyperlink"/>
@@ -2619,7 +2619,7 @@
                 <w:noProof/>
                 <w:webHidden/>
               </w:rPr>
-              <w:instrText xml:space="preserve"> PAGEREF _Toc204613022 \h </w:instrText>
+              <w:instrText xml:space="preserve"> PAGEREF _Toc204948079 \h </w:instrText>
             </w:r>
             <w:r>
               <w:rPr>
@@ -2665,7 +2665,7 @@
               <w14:ligatures w14:val="standardContextual"/>
             </w:rPr>
           </w:pPr>
-          <w:hyperlink w:anchor="_Toc204613023" w:history="1">
+          <w:hyperlink w:anchor="_Toc204948080" w:history="1">
             <w:r>
               <w:rPr>
                 <w:rStyle w:val="Hyperlink"/>
@@ -2693,7 +2693,7 @@
                 <w:noProof/>
                 <w:webHidden/>
               </w:rPr>
-              <w:instrText xml:space="preserve"> PAGEREF _Toc204613023 \h </w:instrText>
+              <w:instrText xml:space="preserve"> PAGEREF _Toc204948080 \h </w:instrText>
             </w:r>
             <w:r>
               <w:rPr>
@@ -2739,7 +2739,7 @@
               <w14:ligatures w14:val="standardContextual"/>
             </w:rPr>
           </w:pPr>
-          <w:hyperlink w:anchor="_Toc204613024" w:history="1">
+          <w:hyperlink w:anchor="_Toc204948081" w:history="1">
             <w:r>
               <w:rPr>
                 <w:rStyle w:val="Hyperlink"/>
@@ -2767,7 +2767,7 @@
                 <w:noProof/>
                 <w:webHidden/>
               </w:rPr>
-              <w:instrText xml:space="preserve"> PAGEREF _Toc204613024 \h </w:instrText>
+              <w:instrText xml:space="preserve"> PAGEREF _Toc204948081 \h </w:instrText>
             </w:r>
             <w:r>
               <w:rPr>
@@ -2813,7 +2813,7 @@
               <w14:ligatures w14:val="standardContextual"/>
             </w:rPr>
           </w:pPr>
-          <w:hyperlink w:anchor="_Toc204613025" w:history="1">
+          <w:hyperlink w:anchor="_Toc204948082" w:history="1">
             <w:r>
               <w:rPr>
                 <w:rStyle w:val="Hyperlink"/>
@@ -2841,7 +2841,7 @@
                 <w:noProof/>
                 <w:webHidden/>
               </w:rPr>
-              <w:instrText xml:space="preserve"> PAGEREF _Toc204613025 \h </w:instrText>
+              <w:instrText xml:space="preserve"> PAGEREF _Toc204948082 \h </w:instrText>
             </w:r>
             <w:r>
               <w:rPr>
@@ -2887,7 +2887,7 @@
               <w14:ligatures w14:val="standardContextual"/>
             </w:rPr>
           </w:pPr>
-          <w:hyperlink w:anchor="_Toc204613026" w:history="1">
+          <w:hyperlink w:anchor="_Toc204948083" w:history="1">
             <w:r>
               <w:rPr>
                 <w:rStyle w:val="Hyperlink"/>
@@ -2915,7 +2915,7 @@
                 <w:noProof/>
                 <w:webHidden/>
               </w:rPr>
-              <w:instrText xml:space="preserve"> PAGEREF _Toc204613026 \h </w:instrText>
+              <w:instrText xml:space="preserve"> PAGEREF _Toc204948083 \h </w:instrText>
             </w:r>
             <w:r>
               <w:rPr>
@@ -2961,7 +2961,7 @@
               <w14:ligatures w14:val="standardContextual"/>
             </w:rPr>
           </w:pPr>
-          <w:hyperlink w:anchor="_Toc204613027" w:history="1">
+          <w:hyperlink w:anchor="_Toc204948084" w:history="1">
             <w:r>
               <w:rPr>
                 <w:rStyle w:val="Hyperlink"/>
@@ -2989,7 +2989,7 @@
                 <w:noProof/>
                 <w:webHidden/>
               </w:rPr>
-              <w:instrText xml:space="preserve"> PAGEREF _Toc204613027 \h </w:instrText>
+              <w:instrText xml:space="preserve"> PAGEREF _Toc204948084 \h </w:instrText>
             </w:r>
             <w:r>
               <w:rPr>
@@ -3035,7 +3035,7 @@
               <w14:ligatures w14:val="standardContextual"/>
             </w:rPr>
           </w:pPr>
-          <w:hyperlink w:anchor="_Toc204613028" w:history="1">
+          <w:hyperlink w:anchor="_Toc204948085" w:history="1">
             <w:r>
               <w:rPr>
                 <w:rStyle w:val="Hyperlink"/>
@@ -3063,7 +3063,7 @@
                 <w:noProof/>
                 <w:webHidden/>
               </w:rPr>
-              <w:instrText xml:space="preserve"> PAGEREF _Toc204613028 \h </w:instrText>
+              <w:instrText xml:space="preserve"> PAGEREF _Toc204948085 \h </w:instrText>
             </w:r>
             <w:r>
               <w:rPr>
@@ -3109,7 +3109,7 @@
               <w14:ligatures w14:val="standardContextual"/>
             </w:rPr>
           </w:pPr>
-          <w:hyperlink w:anchor="_Toc204613029" w:history="1">
+          <w:hyperlink w:anchor="_Toc204948086" w:history="1">
             <w:r>
               <w:rPr>
                 <w:rStyle w:val="Hyperlink"/>
@@ -3137,7 +3137,7 @@
                 <w:noProof/>
                 <w:webHidden/>
               </w:rPr>
-              <w:instrText xml:space="preserve"> PAGEREF _Toc204613029 \h </w:instrText>
+              <w:instrText xml:space="preserve"> PAGEREF _Toc204948086 \h </w:instrText>
             </w:r>
             <w:r>
               <w:rPr>
@@ -3183,7 +3183,7 @@
               <w14:ligatures w14:val="standardContextual"/>
             </w:rPr>
           </w:pPr>
-          <w:hyperlink w:anchor="_Toc204613030" w:history="1">
+          <w:hyperlink w:anchor="_Toc204948087" w:history="1">
             <w:r>
               <w:rPr>
                 <w:rStyle w:val="Hyperlink"/>
@@ -3211,7 +3211,7 @@
                 <w:noProof/>
                 <w:webHidden/>
               </w:rPr>
-              <w:instrText xml:space="preserve"> PAGEREF _Toc204613030 \h </w:instrText>
+              <w:instrText xml:space="preserve"> PAGEREF _Toc204948087 \h </w:instrText>
             </w:r>
             <w:r>
               <w:rPr>
@@ -3257,7 +3257,7 @@
               <w14:ligatures w14:val="standardContextual"/>
             </w:rPr>
           </w:pPr>
-          <w:hyperlink w:anchor="_Toc204613031" w:history="1">
+          <w:hyperlink w:anchor="_Toc204948088" w:history="1">
             <w:r>
               <w:rPr>
                 <w:rStyle w:val="Hyperlink"/>
@@ -3285,7 +3285,7 @@
                 <w:noProof/>
                 <w:webHidden/>
               </w:rPr>
-              <w:instrText xml:space="preserve"> PAGEREF _Toc204613031 \h </w:instrText>
+              <w:instrText xml:space="preserve"> PAGEREF _Toc204948088 \h </w:instrText>
             </w:r>
             <w:r>
               <w:rPr>
@@ -3331,7 +3331,7 @@
               <w14:ligatures w14:val="standardContextual"/>
             </w:rPr>
           </w:pPr>
-          <w:hyperlink w:anchor="_Toc204613032" w:history="1">
+          <w:hyperlink w:anchor="_Toc204948089" w:history="1">
             <w:r>
               <w:rPr>
                 <w:rStyle w:val="Hyperlink"/>
@@ -3359,7 +3359,7 @@
                 <w:noProof/>
                 <w:webHidden/>
               </w:rPr>
-              <w:instrText xml:space="preserve"> PAGEREF _Toc204613032 \h </w:instrText>
+              <w:instrText xml:space="preserve"> PAGEREF _Toc204948089 \h </w:instrText>
             </w:r>
             <w:r>
               <w:rPr>
@@ -3405,7 +3405,7 @@
               <w14:ligatures w14:val="standardContextual"/>
             </w:rPr>
           </w:pPr>
-          <w:hyperlink w:anchor="_Toc204613033" w:history="1">
+          <w:hyperlink w:anchor="_Toc204948090" w:history="1">
             <w:r>
               <w:rPr>
                 <w:rStyle w:val="Hyperlink"/>
@@ -3433,7 +3433,7 @@
                 <w:noProof/>
                 <w:webHidden/>
               </w:rPr>
-              <w:instrText xml:space="preserve"> PAGEREF _Toc204613033 \h </w:instrText>
+              <w:instrText xml:space="preserve"> PAGEREF _Toc204948090 \h </w:instrText>
             </w:r>
             <w:r>
               <w:rPr>
@@ -3479,7 +3479,7 @@
               <w14:ligatures w14:val="standardContextual"/>
             </w:rPr>
           </w:pPr>
-          <w:hyperlink w:anchor="_Toc204613034" w:history="1">
+          <w:hyperlink w:anchor="_Toc204948091" w:history="1">
             <w:r>
               <w:rPr>
                 <w:rStyle w:val="Hyperlink"/>
@@ -3507,7 +3507,7 @@
                 <w:noProof/>
                 <w:webHidden/>
               </w:rPr>
-              <w:instrText xml:space="preserve"> PAGEREF _Toc204613034 \h </w:instrText>
+              <w:instrText xml:space="preserve"> PAGEREF _Toc204948091 \h </w:instrText>
             </w:r>
             <w:r>
               <w:rPr>
@@ -3553,7 +3553,7 @@
               <w14:ligatures w14:val="standardContextual"/>
             </w:rPr>
           </w:pPr>
-          <w:hyperlink w:anchor="_Toc204613035" w:history="1">
+          <w:hyperlink w:anchor="_Toc204948092" w:history="1">
             <w:r>
               <w:rPr>
                 <w:rStyle w:val="Hyperlink"/>
@@ -3581,7 +3581,7 @@
                 <w:noProof/>
                 <w:webHidden/>
               </w:rPr>
-              <w:instrText xml:space="preserve"> PAGEREF _Toc204613035 \h </w:instrText>
+              <w:instrText xml:space="preserve"> PAGEREF _Toc204948092 \h </w:instrText>
             </w:r>
             <w:r>
               <w:rPr>
@@ -3627,7 +3627,7 @@
               <w14:ligatures w14:val="standardContextual"/>
             </w:rPr>
           </w:pPr>
-          <w:hyperlink w:anchor="_Toc204613036" w:history="1">
+          <w:hyperlink w:anchor="_Toc204948093" w:history="1">
             <w:r>
               <w:rPr>
                 <w:rStyle w:val="Hyperlink"/>
@@ -3655,7 +3655,7 @@
                 <w:noProof/>
                 <w:webHidden/>
               </w:rPr>
-              <w:instrText xml:space="preserve"> PAGEREF _Toc204613036 \h </w:instrText>
+              <w:instrText xml:space="preserve"> PAGEREF _Toc204948093 \h </w:instrText>
             </w:r>
             <w:r>
               <w:rPr>
@@ -3701,7 +3701,7 @@
               <w14:ligatures w14:val="standardContextual"/>
             </w:rPr>
           </w:pPr>
-          <w:hyperlink w:anchor="_Toc204613037" w:history="1">
+          <w:hyperlink w:anchor="_Toc204948094" w:history="1">
             <w:r>
               <w:rPr>
                 <w:rStyle w:val="Hyperlink"/>
@@ -3729,7 +3729,7 @@
                 <w:noProof/>
                 <w:webHidden/>
               </w:rPr>
-              <w:instrText xml:space="preserve"> PAGEREF _Toc204613037 \h </w:instrText>
+              <w:instrText xml:space="preserve"> PAGEREF _Toc204948094 \h </w:instrText>
             </w:r>
             <w:r>
               <w:rPr>
@@ -3775,7 +3775,7 @@
               <w14:ligatures w14:val="standardContextual"/>
             </w:rPr>
           </w:pPr>
-          <w:hyperlink w:anchor="_Toc204613038" w:history="1">
+          <w:hyperlink w:anchor="_Toc204948095" w:history="1">
             <w:r>
               <w:rPr>
                 <w:rStyle w:val="Hyperlink"/>
@@ -3803,7 +3803,7 @@
                 <w:noProof/>
                 <w:webHidden/>
               </w:rPr>
-              <w:instrText xml:space="preserve"> PAGEREF _Toc204613038 \h </w:instrText>
+              <w:instrText xml:space="preserve"> PAGEREF _Toc204948095 \h </w:instrText>
             </w:r>
             <w:r>
               <w:rPr>
@@ -3849,7 +3849,7 @@
               <w14:ligatures w14:val="standardContextual"/>
             </w:rPr>
           </w:pPr>
-          <w:hyperlink w:anchor="_Toc204613039" w:history="1">
+          <w:hyperlink w:anchor="_Toc204948096" w:history="1">
             <w:r>
               <w:rPr>
                 <w:rStyle w:val="Hyperlink"/>
@@ -3877,7 +3877,7 @@
                 <w:noProof/>
                 <w:webHidden/>
               </w:rPr>
-              <w:instrText xml:space="preserve"> PAGEREF _Toc204613039 \h </w:instrText>
+              <w:instrText xml:space="preserve"> PAGEREF _Toc204948096 \h </w:instrText>
             </w:r>
             <w:r>
               <w:rPr>
@@ -3923,7 +3923,7 @@
               <w14:ligatures w14:val="standardContextual"/>
             </w:rPr>
           </w:pPr>
-          <w:hyperlink w:anchor="_Toc204613040" w:history="1">
+          <w:hyperlink w:anchor="_Toc204948097" w:history="1">
             <w:r>
               <w:rPr>
                 <w:rStyle w:val="Hyperlink"/>
@@ -3951,7 +3951,7 @@
                 <w:noProof/>
                 <w:webHidden/>
               </w:rPr>
-              <w:instrText xml:space="preserve"> PAGEREF _Toc204613040 \h </w:instrText>
+              <w:instrText xml:space="preserve"> PAGEREF _Toc204948097 \h </w:instrText>
             </w:r>
             <w:r>
               <w:rPr>
@@ -3997,7 +3997,7 @@
               <w14:ligatures w14:val="standardContextual"/>
             </w:rPr>
           </w:pPr>
-          <w:hyperlink w:anchor="_Toc204613041" w:history="1">
+          <w:hyperlink w:anchor="_Toc204948098" w:history="1">
             <w:r>
               <w:rPr>
                 <w:rStyle w:val="Hyperlink"/>
@@ -4025,7 +4025,7 @@
                 <w:noProof/>
                 <w:webHidden/>
               </w:rPr>
-              <w:instrText xml:space="preserve"> PAGEREF _Toc204613041 \h </w:instrText>
+              <w:instrText xml:space="preserve"> PAGEREF _Toc204948098 \h </w:instrText>
             </w:r>
             <w:r>
               <w:rPr>
@@ -4071,7 +4071,7 @@
               <w14:ligatures w14:val="standardContextual"/>
             </w:rPr>
           </w:pPr>
-          <w:hyperlink w:anchor="_Toc204613042" w:history="1">
+          <w:hyperlink w:anchor="_Toc204948099" w:history="1">
             <w:r>
               <w:rPr>
                 <w:rStyle w:val="Hyperlink"/>
@@ -4099,7 +4099,7 @@
                 <w:noProof/>
                 <w:webHidden/>
               </w:rPr>
-              <w:instrText xml:space="preserve"> PAGEREF _Toc204613042 \h </w:instrText>
+              <w:instrText xml:space="preserve"> PAGEREF _Toc204948099 \h </w:instrText>
             </w:r>
             <w:r>
               <w:rPr>
@@ -4145,7 +4145,7 @@
               <w14:ligatures w14:val="standardContextual"/>
             </w:rPr>
           </w:pPr>
-          <w:hyperlink w:anchor="_Toc204613043" w:history="1">
+          <w:hyperlink w:anchor="_Toc204948100" w:history="1">
             <w:r>
               <w:rPr>
                 <w:rStyle w:val="Hyperlink"/>
@@ -4173,7 +4173,7 @@
                 <w:noProof/>
                 <w:webHidden/>
               </w:rPr>
-              <w:instrText xml:space="preserve"> PAGEREF _Toc204613043 \h </w:instrText>
+              <w:instrText xml:space="preserve"> PAGEREF _Toc204948100 \h </w:instrText>
             </w:r>
             <w:r>
               <w:rPr>
@@ -4219,7 +4219,7 @@
               <w14:ligatures w14:val="standardContextual"/>
             </w:rPr>
           </w:pPr>
-          <w:hyperlink w:anchor="_Toc204613044" w:history="1">
+          <w:hyperlink w:anchor="_Toc204948101" w:history="1">
             <w:r>
               <w:rPr>
                 <w:rStyle w:val="Hyperlink"/>
@@ -4247,7 +4247,7 @@
                 <w:noProof/>
                 <w:webHidden/>
               </w:rPr>
-              <w:instrText xml:space="preserve"> PAGEREF _Toc204613044 \h </w:instrText>
+              <w:instrText xml:space="preserve"> PAGEREF _Toc204948101 \h </w:instrText>
             </w:r>
             <w:r>
               <w:rPr>
@@ -4293,7 +4293,7 @@
               <w14:ligatures w14:val="standardContextual"/>
             </w:rPr>
           </w:pPr>
-          <w:hyperlink w:anchor="_Toc204613045" w:history="1">
+          <w:hyperlink w:anchor="_Toc204948102" w:history="1">
             <w:r>
               <w:rPr>
                 <w:rStyle w:val="Hyperlink"/>
@@ -4321,7 +4321,7 @@
                 <w:noProof/>
                 <w:webHidden/>
               </w:rPr>
-              <w:instrText xml:space="preserve"> PAGEREF _Toc204613045 \h </w:instrText>
+              <w:instrText xml:space="preserve"> PAGEREF _Toc204948102 \h </w:instrText>
             </w:r>
             <w:r>
               <w:rPr>
@@ -4367,7 +4367,7 @@
               <w14:ligatures w14:val="standardContextual"/>
             </w:rPr>
           </w:pPr>
-          <w:hyperlink w:anchor="_Toc204613046" w:history="1">
+          <w:hyperlink w:anchor="_Toc204948103" w:history="1">
             <w:r>
               <w:rPr>
                 <w:rStyle w:val="Hyperlink"/>
@@ -4395,7 +4395,7 @@
                 <w:noProof/>
                 <w:webHidden/>
               </w:rPr>
-              <w:instrText xml:space="preserve"> PAGEREF _Toc204613046 \h </w:instrText>
+              <w:instrText xml:space="preserve"> PAGEREF _Toc204948103 \h </w:instrText>
             </w:r>
             <w:r>
               <w:rPr>
@@ -4478,7 +4478,7 @@
           <w:szCs w:val="24"/>
         </w:rPr>
       </w:pPr>
-      <w:bookmarkStart w:id="0" w:name="_Toc204612991"/>
+      <w:bookmarkStart w:id="0" w:name="_Toc204948048"/>
       <w:r>
         <w:rPr>
           <w:rFonts w:ascii="Arial" w:hAnsi="Arial" w:cs="Arial"/>
@@ -4500,7 +4500,7 @@
           <w:szCs w:val="22"/>
         </w:rPr>
       </w:pPr>
-      <w:bookmarkStart w:id="1" w:name="_Toc204612992"/>
+      <w:bookmarkStart w:id="1" w:name="_Toc204948049"/>
       <w:r>
         <w:rPr>
           <w:rFonts w:ascii="Arial" w:hAnsi="Arial" w:cs="Arial"/>
@@ -4584,7 +4584,7 @@
           <w:szCs w:val="22"/>
         </w:rPr>
       </w:pPr>
-      <w:bookmarkStart w:id="2" w:name="_Toc204612993"/>
+      <w:bookmarkStart w:id="2" w:name="_Toc204948050"/>
       <w:r>
         <w:rPr>
           <w:rFonts w:ascii="Arial" w:hAnsi="Arial" w:cs="Arial"/>
@@ -4764,7 +4764,7 @@
           <w:szCs w:val="22"/>
         </w:rPr>
       </w:pPr>
-      <w:bookmarkStart w:id="3" w:name="_Toc204612994"/>
+      <w:bookmarkStart w:id="3" w:name="_Toc204948051"/>
       <w:r>
         <w:rPr>
           <w:rFonts w:ascii="Arial" w:hAnsi="Arial" w:cs="Arial"/>
@@ -5013,7 +5013,7 @@
           <w:szCs w:val="24"/>
         </w:rPr>
       </w:pPr>
-      <w:bookmarkStart w:id="4" w:name="_Toc204612995"/>
+      <w:bookmarkStart w:id="4" w:name="_Toc204948052"/>
       <w:r>
         <w:rPr>
           <w:rFonts w:ascii="Arial" w:hAnsi="Arial" w:cs="Arial"/>
@@ -5448,7 +5448,7 @@
           <w:szCs w:val="24"/>
         </w:rPr>
       </w:pPr>
-      <w:bookmarkStart w:id="5" w:name="_Toc204612996"/>
+      <w:bookmarkStart w:id="5" w:name="_Toc204948053"/>
       <w:r>
         <w:rPr>
           <w:rFonts w:ascii="Arial" w:hAnsi="Arial" w:cs="Arial"/>
@@ -5493,7 +5493,7 @@
           <w:szCs w:val="22"/>
         </w:rPr>
       </w:pPr>
-      <w:bookmarkStart w:id="6" w:name="_Toc204612997"/>
+      <w:bookmarkStart w:id="6" w:name="_Toc204948054"/>
       <w:r>
         <w:rPr>
           <w:rFonts w:ascii="Arial" w:hAnsi="Arial" w:cs="Arial"/>
@@ -5530,7 +5530,7 @@
           <w:szCs w:val="22"/>
         </w:rPr>
       </w:pPr>
-      <w:bookmarkStart w:id="7" w:name="_Toc204612998"/>
+      <w:bookmarkStart w:id="7" w:name="_Toc204948055"/>
       <w:r>
         <w:rPr>
           <w:rFonts w:ascii="Arial" w:hAnsi="Arial" w:cs="Arial"/>
@@ -5567,7 +5567,7 @@
           <w:szCs w:val="22"/>
         </w:rPr>
       </w:pPr>
-      <w:bookmarkStart w:id="8" w:name="_Toc204612999"/>
+      <w:bookmarkStart w:id="8" w:name="_Toc204948056"/>
       <w:r>
         <w:rPr>
           <w:rFonts w:ascii="Arial" w:hAnsi="Arial" w:cs="Arial"/>
@@ -5604,7 +5604,7 @@
           <w:szCs w:val="22"/>
         </w:rPr>
       </w:pPr>
-      <w:bookmarkStart w:id="9" w:name="_Toc204613000"/>
+      <w:bookmarkStart w:id="9" w:name="_Toc204948057"/>
       <w:r>
         <w:rPr>
           <w:rFonts w:ascii="Arial" w:hAnsi="Arial" w:cs="Arial"/>
@@ -5641,7 +5641,7 @@
           <w:szCs w:val="22"/>
         </w:rPr>
       </w:pPr>
-      <w:bookmarkStart w:id="10" w:name="_Toc204613001"/>
+      <w:bookmarkStart w:id="10" w:name="_Toc204948058"/>
       <w:r>
         <w:rPr>
           <w:rFonts w:ascii="Arial" w:hAnsi="Arial" w:cs="Arial"/>
@@ -5678,7 +5678,7 @@
           <w:szCs w:val="22"/>
         </w:rPr>
       </w:pPr>
-      <w:bookmarkStart w:id="11" w:name="_Toc204613002"/>
+      <w:bookmarkStart w:id="11" w:name="_Toc204948059"/>
       <w:r>
         <w:rPr>
           <w:rFonts w:ascii="Arial" w:hAnsi="Arial" w:cs="Arial"/>
@@ -5715,7 +5715,7 @@
           <w:szCs w:val="22"/>
         </w:rPr>
       </w:pPr>
-      <w:bookmarkStart w:id="12" w:name="_Toc204613003"/>
+      <w:bookmarkStart w:id="12" w:name="_Toc204948060"/>
       <w:r>
         <w:rPr>
           <w:rFonts w:ascii="Arial" w:hAnsi="Arial" w:cs="Arial"/>
@@ -5753,7 +5753,7 @@
           <w:szCs w:val="22"/>
         </w:rPr>
       </w:pPr>
-      <w:bookmarkStart w:id="13" w:name="_Toc204613004"/>
+      <w:bookmarkStart w:id="13" w:name="_Toc204948061"/>
       <w:r>
         <w:rPr>
           <w:rFonts w:ascii="Arial" w:hAnsi="Arial" w:cs="Arial"/>
@@ -5790,7 +5790,7 @@
           <w:szCs w:val="22"/>
         </w:rPr>
       </w:pPr>
-      <w:bookmarkStart w:id="14" w:name="_Toc204613005"/>
+      <w:bookmarkStart w:id="14" w:name="_Toc204948062"/>
       <w:r>
         <w:rPr>
           <w:rFonts w:ascii="Arial" w:hAnsi="Arial" w:cs="Arial"/>
@@ -5827,7 +5827,7 @@
           <w:szCs w:val="22"/>
         </w:rPr>
       </w:pPr>
-      <w:bookmarkStart w:id="15" w:name="_Toc204613006"/>
+      <w:bookmarkStart w:id="15" w:name="_Toc204948063"/>
       <w:r>
         <w:rPr>
           <w:rFonts w:ascii="Arial" w:hAnsi="Arial" w:cs="Arial"/>
@@ -5864,7 +5864,7 @@
           <w:szCs w:val="22"/>
         </w:rPr>
       </w:pPr>
-      <w:bookmarkStart w:id="16" w:name="_Toc204613007"/>
+      <w:bookmarkStart w:id="16" w:name="_Toc204948064"/>
       <w:r>
         <w:rPr>
           <w:rFonts w:ascii="Arial" w:hAnsi="Arial" w:cs="Arial"/>
@@ -5901,7 +5901,7 @@
           <w:szCs w:val="22"/>
         </w:rPr>
       </w:pPr>
-      <w:bookmarkStart w:id="17" w:name="_Toc204613008"/>
+      <w:bookmarkStart w:id="17" w:name="_Toc204948065"/>
       <w:r>
         <w:rPr>
           <w:rFonts w:ascii="Arial" w:hAnsi="Arial" w:cs="Arial"/>
@@ -5938,7 +5938,7 @@
           <w:szCs w:val="22"/>
         </w:rPr>
       </w:pPr>
-      <w:bookmarkStart w:id="18" w:name="_Toc204613009"/>
+      <w:bookmarkStart w:id="18" w:name="_Toc204948066"/>
       <w:r>
         <w:rPr>
           <w:rFonts w:ascii="Arial" w:hAnsi="Arial" w:cs="Arial"/>
@@ -5975,7 +5975,7 @@
           <w:szCs w:val="22"/>
         </w:rPr>
       </w:pPr>
-      <w:bookmarkStart w:id="19" w:name="_Toc204613010"/>
+      <w:bookmarkStart w:id="19" w:name="_Toc204948067"/>
       <w:r>
         <w:rPr>
           <w:rFonts w:ascii="Arial" w:hAnsi="Arial" w:cs="Arial"/>
@@ -6012,7 +6012,7 @@
           <w:szCs w:val="22"/>
         </w:rPr>
       </w:pPr>
-      <w:bookmarkStart w:id="20" w:name="_Toc204613011"/>
+      <w:bookmarkStart w:id="20" w:name="_Toc204948068"/>
       <w:r>
         <w:rPr>
           <w:rFonts w:ascii="Arial" w:hAnsi="Arial" w:cs="Arial"/>
@@ -6091,7 +6091,7 @@
           <w:szCs w:val="24"/>
         </w:rPr>
       </w:pPr>
-      <w:bookmarkStart w:id="21" w:name="_Toc204613012"/>
+      <w:bookmarkStart w:id="21" w:name="_Toc204948069"/>
       <w:r>
         <w:rPr>
           <w:rFonts w:ascii="Arial" w:hAnsi="Arial" w:cs="Arial"/>
@@ -6129,7 +6129,7 @@
           <w:szCs w:val="22"/>
         </w:rPr>
       </w:pPr>
-      <w:bookmarkStart w:id="22" w:name="_Toc204613013"/>
+      <w:bookmarkStart w:id="22" w:name="_Toc204948070"/>
       <w:r>
         <w:rPr>
           <w:rFonts w:ascii="Arial" w:hAnsi="Arial" w:cs="Arial"/>
@@ -6244,7 +6244,7 @@
           <w:szCs w:val="22"/>
         </w:rPr>
       </w:pPr>
-      <w:bookmarkStart w:id="23" w:name="_Toc204613014"/>
+      <w:bookmarkStart w:id="23" w:name="_Toc204948071"/>
       <w:r>
         <w:rPr>
           <w:rFonts w:ascii="Arial" w:hAnsi="Arial" w:cs="Arial"/>
@@ -6283,7 +6283,7 @@
           <w:szCs w:val="22"/>
         </w:rPr>
       </w:pPr>
-      <w:bookmarkStart w:id="24" w:name="_Toc204613015"/>
+      <w:bookmarkStart w:id="24" w:name="_Toc204948072"/>
       <w:r>
         <w:rPr>
           <w:rFonts w:ascii="Arial" w:hAnsi="Arial" w:cs="Arial"/>
@@ -6321,7 +6321,7 @@
           <w:szCs w:val="22"/>
         </w:rPr>
       </w:pPr>
-      <w:bookmarkStart w:id="25" w:name="_Toc204613016"/>
+      <w:bookmarkStart w:id="25" w:name="_Toc204948073"/>
       <w:r>
         <w:rPr>
           <w:rFonts w:ascii="Arial" w:hAnsi="Arial" w:cs="Arial"/>
@@ -6359,7 +6359,7 @@
           <w:szCs w:val="22"/>
         </w:rPr>
       </w:pPr>
-      <w:bookmarkStart w:id="26" w:name="_Toc204613017"/>
+      <w:bookmarkStart w:id="26" w:name="_Toc204948074"/>
       <w:r>
         <w:rPr>
           <w:rFonts w:ascii="Arial" w:hAnsi="Arial" w:cs="Arial"/>
@@ -6397,7 +6397,7 @@
           <w:szCs w:val="22"/>
         </w:rPr>
       </w:pPr>
-      <w:bookmarkStart w:id="27" w:name="_Toc204613018"/>
+      <w:bookmarkStart w:id="27" w:name="_Toc204948075"/>
       <w:r>
         <w:rPr>
           <w:rFonts w:ascii="Arial" w:hAnsi="Arial" w:cs="Arial"/>
@@ -6437,7 +6437,7 @@
           <w:szCs w:val="24"/>
         </w:rPr>
       </w:pPr>
-      <w:bookmarkStart w:id="28" w:name="_Toc204613019"/>
+      <w:bookmarkStart w:id="28" w:name="_Toc204948076"/>
       <w:r>
         <w:rPr>
           <w:rFonts w:ascii="Arial" w:hAnsi="Arial" w:cs="Arial"/>
@@ -6474,7 +6474,7 @@
           <w:szCs w:val="22"/>
         </w:rPr>
       </w:pPr>
-      <w:bookmarkStart w:id="29" w:name="_Toc204613020"/>
+      <w:bookmarkStart w:id="29" w:name="_Toc204948077"/>
       <w:r>
         <w:rPr>
           <w:rFonts w:ascii="Arial" w:hAnsi="Arial" w:cs="Arial"/>
@@ -6554,7 +6554,7 @@
           <w:szCs w:val="24"/>
         </w:rPr>
       </w:pPr>
-      <w:bookmarkStart w:id="30" w:name="_Toc204613021"/>
+      <w:bookmarkStart w:id="30" w:name="_Toc204948078"/>
       <w:r>
         <w:rPr>
           <w:rFonts w:ascii="Arial" w:hAnsi="Arial" w:cs="Arial"/>
@@ -6765,7 +6765,7 @@
           <w:szCs w:val="22"/>
         </w:rPr>
       </w:pPr>
-      <w:bookmarkStart w:id="31" w:name="_Toc204613022"/>
+      <w:bookmarkStart w:id="31" w:name="_Toc204948079"/>
       <w:r>
         <w:rPr>
           <w:rFonts w:ascii="Arial" w:hAnsi="Arial" w:cs="Arial"/>
@@ -6914,7 +6914,7 @@
           <w:szCs w:val="24"/>
         </w:rPr>
       </w:pPr>
-      <w:bookmarkStart w:id="32" w:name="_Toc204613023"/>
+      <w:bookmarkStart w:id="32" w:name="_Toc204948080"/>
       <w:r>
         <w:rPr>
           <w:rFonts w:ascii="Arial" w:hAnsi="Arial" w:cs="Arial"/>
@@ -6994,7 +6994,7 @@
           <w:szCs w:val="24"/>
         </w:rPr>
       </w:pPr>
-      <w:bookmarkStart w:id="33" w:name="_Toc204613024"/>
+      <w:bookmarkStart w:id="33" w:name="_Toc204948081"/>
       <w:r>
         <w:rPr>
           <w:rFonts w:ascii="Arial" w:hAnsi="Arial" w:cs="Arial"/>
@@ -7097,7 +7097,7 @@
           <w:szCs w:val="24"/>
         </w:rPr>
       </w:pPr>
-      <w:bookmarkStart w:id="34" w:name="_Toc204613025"/>
+      <w:bookmarkStart w:id="34" w:name="_Toc204948082"/>
       <w:r>
         <w:rPr>
           <w:rFonts w:ascii="Arial" w:hAnsi="Arial" w:cs="Arial"/>
@@ -7177,7 +7177,7 @@
           <w:szCs w:val="24"/>
         </w:rPr>
       </w:pPr>
-      <w:bookmarkStart w:id="35" w:name="_Toc204613026"/>
+      <w:bookmarkStart w:id="35" w:name="_Toc204948083"/>
       <w:r>
         <w:rPr>
           <w:rFonts w:ascii="Arial" w:hAnsi="Arial" w:cs="Arial"/>
@@ -7279,7 +7279,7 @@
           <w:szCs w:val="24"/>
         </w:rPr>
       </w:pPr>
-      <w:bookmarkStart w:id="36" w:name="_Toc204613027"/>
+      <w:bookmarkStart w:id="36" w:name="_Toc204948084"/>
       <w:r>
         <w:rPr>
           <w:rFonts w:ascii="Arial" w:hAnsi="Arial" w:cs="Arial"/>
@@ -7359,7 +7359,7 @@
           <w:szCs w:val="24"/>
         </w:rPr>
       </w:pPr>
-      <w:bookmarkStart w:id="37" w:name="_Toc204613028"/>
+      <w:bookmarkStart w:id="37" w:name="_Toc204948085"/>
       <w:r>
         <w:rPr>
           <w:rFonts w:ascii="Arial" w:hAnsi="Arial" w:cs="Arial"/>
@@ -7508,7 +7508,7 @@
           <w:szCs w:val="24"/>
         </w:rPr>
       </w:pPr>
-      <w:bookmarkStart w:id="38" w:name="_Toc204613029"/>
+      <w:bookmarkStart w:id="38" w:name="_Toc204948086"/>
       <w:r>
         <w:rPr>
           <w:rFonts w:ascii="Arial" w:hAnsi="Arial" w:cs="Arial"/>
@@ -7641,7 +7641,7 @@
           <w:szCs w:val="24"/>
         </w:rPr>
       </w:pPr>
-      <w:bookmarkStart w:id="39" w:name="_Toc204613030"/>
+      <w:bookmarkStart w:id="39" w:name="_Toc204948087"/>
       <w:r>
         <w:rPr>
           <w:rFonts w:ascii="Arial" w:hAnsi="Arial" w:cs="Arial"/>
@@ -7705,7 +7705,7 @@
           <w:szCs w:val="24"/>
         </w:rPr>
       </w:pPr>
-      <w:bookmarkStart w:id="40" w:name="_Toc204613031"/>
+      <w:bookmarkStart w:id="40" w:name="_Toc204948088"/>
       <w:r>
         <w:rPr>
           <w:rFonts w:ascii="Arial" w:hAnsi="Arial" w:cs="Arial"/>
@@ -7791,7 +7791,7 @@
           <w:szCs w:val="24"/>
         </w:rPr>
       </w:pPr>
-      <w:bookmarkStart w:id="41" w:name="_Toc204613032"/>
+      <w:bookmarkStart w:id="41" w:name="_Toc204948089"/>
       <w:r>
         <w:rPr>
           <w:rFonts w:ascii="Arial" w:hAnsi="Arial" w:cs="Arial"/>
@@ -7954,7 +7954,7 @@
           <w:szCs w:val="24"/>
         </w:rPr>
       </w:pPr>
-      <w:bookmarkStart w:id="42" w:name="_Toc204613033"/>
+      <w:bookmarkStart w:id="42" w:name="_Toc204948090"/>
       <w:r>
         <w:rPr>
           <w:rFonts w:ascii="Arial" w:hAnsi="Arial" w:cs="Arial"/>
@@ -8054,7 +8054,7 @@
           <w:szCs w:val="20"/>
         </w:rPr>
       </w:pPr>
-      <w:bookmarkStart w:id="43" w:name="_Toc204613034"/>
+      <w:bookmarkStart w:id="43" w:name="_Toc204948091"/>
       <w:r>
         <w:rPr>
           <w:rFonts w:ascii="Arial" w:hAnsi="Arial" w:cs="Arial"/>
@@ -8204,7 +8204,7 @@
           <w:szCs w:val="24"/>
         </w:rPr>
       </w:pPr>
-      <w:bookmarkStart w:id="44" w:name="_Toc204613035"/>
+      <w:bookmarkStart w:id="44" w:name="_Toc204948092"/>
       <w:r>
         <w:rPr>
           <w:rFonts w:ascii="Arial" w:hAnsi="Arial" w:cs="Arial"/>
@@ -9020,7 +9020,7 @@
           <w:szCs w:val="24"/>
         </w:rPr>
       </w:pPr>
-      <w:bookmarkStart w:id="45" w:name="_Toc204613036"/>
+      <w:bookmarkStart w:id="45" w:name="_Toc204948093"/>
       <w:r>
         <w:rPr>
           <w:rFonts w:ascii="Arial" w:hAnsi="Arial" w:cs="Arial"/>
@@ -9066,7 +9066,7 @@
           <w:szCs w:val="20"/>
         </w:rPr>
       </w:pPr>
-      <w:bookmarkStart w:id="46" w:name="_Toc204613037"/>
+      <w:bookmarkStart w:id="46" w:name="_Toc204948094"/>
       <w:r>
         <w:rPr>
           <w:rFonts w:ascii="Arial" w:hAnsi="Arial" w:cs="Arial"/>
@@ -9949,7 +9949,7 @@
           <w:szCs w:val="20"/>
         </w:rPr>
       </w:pPr>
-      <w:bookmarkStart w:id="47" w:name="_Toc204613038"/>
+      <w:bookmarkStart w:id="47" w:name="_Toc204948095"/>
       <w:r>
         <w:rPr>
           <w:rFonts w:ascii="Arial" w:hAnsi="Arial" w:cs="Arial"/>
@@ -10716,7 +10716,7 @@
           <w:szCs w:val="20"/>
         </w:rPr>
       </w:pPr>
-      <w:bookmarkStart w:id="48" w:name="_Toc204613039"/>
+      <w:bookmarkStart w:id="48" w:name="_Toc204948096"/>
       <w:r>
         <w:rPr>
           <w:rFonts w:ascii="Arial" w:hAnsi="Arial" w:cs="Arial"/>
@@ -11357,7 +11357,7 @@
           <w:szCs w:val="20"/>
         </w:rPr>
       </w:pPr>
-      <w:bookmarkStart w:id="49" w:name="_Toc204613040"/>
+      <w:bookmarkStart w:id="49" w:name="_Toc204948097"/>
       <w:r>
         <w:rPr>
           <w:rFonts w:ascii="Arial" w:hAnsi="Arial" w:cs="Arial"/>
@@ -12522,7 +12522,7 @@
           <w:szCs w:val="20"/>
         </w:rPr>
       </w:pPr>
-      <w:bookmarkStart w:id="50" w:name="_Toc204613041"/>
+      <w:bookmarkStart w:id="50" w:name="_Toc204948098"/>
       <w:r>
         <w:rPr>
           <w:rFonts w:ascii="Arial" w:hAnsi="Arial" w:cs="Arial"/>
@@ -13307,7 +13307,7 @@
           <w:szCs w:val="20"/>
         </w:rPr>
       </w:pPr>
-      <w:bookmarkStart w:id="51" w:name="_Toc204613042"/>
+      <w:bookmarkStart w:id="51" w:name="_Toc204948099"/>
       <w:r>
         <w:rPr>
           <w:rFonts w:ascii="Arial" w:hAnsi="Arial" w:cs="Arial"/>
@@ -14197,7 +14197,7 @@
           <w:szCs w:val="20"/>
         </w:rPr>
       </w:pPr>
-      <w:bookmarkStart w:id="52" w:name="_Toc204613043"/>
+      <w:bookmarkStart w:id="52" w:name="_Toc204948100"/>
       <w:r>
         <w:rPr>
           <w:rFonts w:ascii="Arial" w:hAnsi="Arial" w:cs="Arial"/>
@@ -14971,7 +14971,7 @@
           <w:szCs w:val="20"/>
         </w:rPr>
       </w:pPr>
-      <w:bookmarkStart w:id="53" w:name="_Toc204613044"/>
+      <w:bookmarkStart w:id="53" w:name="_Toc204948101"/>
       <w:r>
         <w:rPr>
           <w:rFonts w:ascii="Arial" w:hAnsi="Arial" w:cs="Arial"/>
@@ -16154,7 +16154,7 @@
           <w:szCs w:val="20"/>
         </w:rPr>
       </w:pPr>
-      <w:bookmarkStart w:id="54" w:name="_Toc204613045"/>
+      <w:bookmarkStart w:id="54" w:name="_Toc204948102"/>
       <w:r>
         <w:rPr>
           <w:rFonts w:ascii="Arial" w:hAnsi="Arial" w:cs="Arial"/>
@@ -16170,15 +16170,7 @@
           <w:sz w:val="20"/>
           <w:szCs w:val="20"/>
         </w:rPr>
-        <w:t>Sindico</w:t>
-      </w:r>
-      <w:r>
-        <w:rPr>
-          <w:rFonts w:ascii="Arial" w:hAnsi="Arial" w:cs="Arial"/>
-          <w:sz w:val="20"/>
-          <w:szCs w:val="20"/>
-        </w:rPr>
-        <w:t>Cliente</w:t>
+        <w:t>SindicoCliente</w:t>
       </w:r>
       <w:bookmarkEnd w:id="54"/>
       <w:proofErr w:type="spellEnd"/>
@@ -16698,7 +16690,7 @@
           <w:szCs w:val="24"/>
         </w:rPr>
       </w:pPr>
-      <w:bookmarkStart w:id="55" w:name="_Toc204613046"/>
+      <w:bookmarkStart w:id="55" w:name="_Toc204948103"/>
       <w:r>
         <w:rPr>
           <w:rFonts w:ascii="Arial" w:hAnsi="Arial" w:cs="Arial"/>
@@ -16991,6 +16983,12 @@
     </w:p>
     <w:p>
       <w:pPr>
+        <w:numPr>
+          <w:ilvl w:val="0"/>
+          <w:numId w:val="40"/>
+        </w:numPr>
+        <w:spacing w:after="0"/>
+        <w:jc w:val="both"/>
         <w:rPr>
           <w:rFonts w:ascii="Arial" w:hAnsi="Arial" w:cs="Arial"/>
           <w:sz w:val="20"/>
@@ -17013,6 +17011,24 @@
         </w:rPr>
         <w:t xml:space="preserve"> </w:t>
       </w:r>
+      <w:proofErr w:type="spellStart"/>
+      <w:r>
+        <w:rPr>
+          <w:rFonts w:ascii="Arial" w:hAnsi="Arial" w:cs="Arial"/>
+          <w:sz w:val="20"/>
+          <w:szCs w:val="20"/>
+        </w:rPr>
+        <w:t>Amazon</w:t>
+      </w:r>
+      <w:proofErr w:type="spellEnd"/>
+      <w:r>
+        <w:rPr>
+          <w:rFonts w:ascii="Arial" w:hAnsi="Arial" w:cs="Arial"/>
+          <w:sz w:val="20"/>
+          <w:szCs w:val="20"/>
+        </w:rPr>
+        <w:t xml:space="preserve"> AWS, </w:t>
+      </w:r>
       <w:r>
         <w:rPr>
           <w:rFonts w:ascii="Arial" w:hAnsi="Arial" w:cs="Arial"/>
@@ -17027,15 +17043,7 @@
           <w:sz w:val="20"/>
           <w:szCs w:val="20"/>
         </w:rPr>
-        <w:t xml:space="preserve"> e </w:t>
-      </w:r>
-      <w:r>
-        <w:rPr>
-          <w:rFonts w:ascii="Arial" w:hAnsi="Arial" w:cs="Arial"/>
-          <w:sz w:val="20"/>
-          <w:szCs w:val="20"/>
-        </w:rPr>
-        <w:t>GitHub</w:t>
+        <w:t xml:space="preserve"> e GitHub</w:t>
       </w:r>
     </w:p>
     <w:sectPr>
@@ -17087,6 +17095,7 @@
         <w:docPartUnique/>
       </w:docPartObj>
     </w:sdtPr>
+    <w:sdtEndPr/>
     <w:sdtContent>
       <w:sdt>
         <w:sdtPr>
@@ -17099,6 +17108,7 @@
             <w:docPartUnique/>
           </w:docPartObj>
         </w:sdtPr>
+        <w:sdtEndPr/>
         <w:sdtContent>
           <w:p>
             <w:pPr>
@@ -22243,6 +22253,7 @@
   <w:style w:type="character" w:default="1" w:styleId="Fontepargpadro">
     <w:name w:val="Default Paragraph Font"/>
     <w:uiPriority w:val="1"/>
+    <w:semiHidden/>
     <w:unhideWhenUsed/>
   </w:style>
   <w:style w:type="table" w:default="1" w:styleId="Tabelanormal">
